--- a/lars/GO/Lars_Jansen.docx
+++ b/lars/GO/Lars_Jansen.docx
@@ -65,12 +65,6 @@
         <w:gridCol w:w="10340"/>
       </w:tblGrid>
       <w:tr>
-        <w:tblPrEx>
-          <w:tblCellMar>
-            <w:top w:w="0" w:type="dxa"/>
-            <w:bottom w:w="0" w:type="dxa"/>
-          </w:tblCellMar>
-        </w:tblPrEx>
         <w:tc>
           <w:tcPr>
             <w:tcW w:w="0" w:type="auto"/>
@@ -707,12 +701,6 @@
         <w:gridCol w:w="3060"/>
       </w:tblGrid>
       <w:tr>
-        <w:tblPrEx>
-          <w:tblCellMar>
-            <w:top w:w="0" w:type="dxa"/>
-            <w:bottom w:w="0" w:type="dxa"/>
-          </w:tblCellMar>
-        </w:tblPrEx>
         <w:tc>
           <w:tcPr>
             <w:tcW w:w="3500" w:type="pct"/>
@@ -1479,12 +1467,6 @@
         <w:gridCol w:w="3060"/>
       </w:tblGrid>
       <w:tr>
-        <w:tblPrEx>
-          <w:tblCellMar>
-            <w:top w:w="0" w:type="dxa"/>
-            <w:bottom w:w="0" w:type="dxa"/>
-          </w:tblCellMar>
-        </w:tblPrEx>
         <w:tc>
           <w:tcPr>
             <w:tcW w:w="3500" w:type="pct"/>
@@ -1947,6 +1929,11 @@
           <w:numId w:val="5"/>
         </w:numPr>
         <w:jc w:val="both"/>
+        <w:rPr>
+          <w:rFonts w:ascii="Arial" w:hAnsi="Arial" w:cs="Arial"/>
+          <w:sz w:val="18"/>
+          <w:szCs w:val="18"/>
+        </w:rPr>
       </w:pPr>
       <w:r>
         <w:rPr>
@@ -1997,12 +1984,6 @@
         <w:gridCol w:w="3060"/>
       </w:tblGrid>
       <w:tr>
-        <w:tblPrEx>
-          <w:tblCellMar>
-            <w:top w:w="0" w:type="dxa"/>
-            <w:bottom w:w="0" w:type="dxa"/>
-          </w:tblCellMar>
-        </w:tblPrEx>
         <w:tc>
           <w:tcPr>
             <w:tcW w:w="3500" w:type="pct"/>
@@ -2206,8 +2187,6 @@
         </w:rPr>
         <w:t>Delivered incremental performance improvements using query tuning and batching so exports and reconciliations completed within windows.</w:t>
       </w:r>
-      <w:bookmarkStart w:id="0" w:name="_GoBack"/>
-      <w:bookmarkEnd w:id="0"/>
     </w:p>
     <w:p>
       <w:pPr>
@@ -2336,12 +2315,6 @@
         <w:gridCol w:w="3060"/>
       </w:tblGrid>
       <w:tr>
-        <w:tblPrEx>
-          <w:tblCellMar>
-            <w:top w:w="0" w:type="dxa"/>
-            <w:bottom w:w="0" w:type="dxa"/>
-          </w:tblCellMar>
-        </w:tblPrEx>
         <w:tc>
           <w:tcPr>
             <w:tcW w:w="3500" w:type="pct"/>
@@ -2414,44 +2387,74 @@
           <w:numId w:val="11"/>
         </w:numPr>
         <w:jc w:val="both"/>
-      </w:pPr>
-      <w:r>
+        <w:rPr>
+          <w:rFonts w:ascii="Arial" w:hAnsi="Arial" w:cs="Arial"/>
+          <w:sz w:val="18"/>
+        </w:rPr>
+      </w:pPr>
+      <w:bookmarkStart w:id="0" w:name="_GoBack"/>
+      <w:r>
+        <w:rPr>
+          <w:rFonts w:ascii="Arial" w:hAnsi="Arial" w:cs="Arial"/>
+          <w:sz w:val="18"/>
+        </w:rPr>
         <w:t>Focused</w:t>
       </w:r>
       <w:r>
+        <w:rPr>
+          <w:rFonts w:ascii="Arial" w:hAnsi="Arial" w:cs="Arial"/>
+          <w:sz w:val="18"/>
+        </w:rPr>
         <w:tab/>
-      </w:r>
-      <w:r>
         <w:t xml:space="preserve"> on core foundations in </w:t>
       </w:r>
       <w:r>
         <w:rPr>
           <w:rStyle w:val="Strong"/>
+          <w:rFonts w:ascii="Arial" w:hAnsi="Arial" w:cs="Arial"/>
+          <w:sz w:val="18"/>
         </w:rPr>
         <w:t>algorithms</w:t>
       </w:r>
       <w:r>
+        <w:rPr>
+          <w:rFonts w:ascii="Arial" w:hAnsi="Arial" w:cs="Arial"/>
+          <w:sz w:val="18"/>
+        </w:rPr>
         <w:t xml:space="preserve">, </w:t>
       </w:r>
       <w:r>
         <w:rPr>
           <w:rStyle w:val="Strong"/>
+          <w:rFonts w:ascii="Arial" w:hAnsi="Arial" w:cs="Arial"/>
+          <w:sz w:val="18"/>
         </w:rPr>
         <w:t>data structures</w:t>
       </w:r>
       <w:r>
+        <w:rPr>
+          <w:rFonts w:ascii="Arial" w:hAnsi="Arial" w:cs="Arial"/>
+          <w:sz w:val="18"/>
+        </w:rPr>
         <w:t xml:space="preserve">, and </w:t>
       </w:r>
       <w:r>
         <w:rPr>
           <w:rStyle w:val="Strong"/>
+          <w:rFonts w:ascii="Arial" w:hAnsi="Arial" w:cs="Arial"/>
+          <w:sz w:val="18"/>
         </w:rPr>
         <w:t>software engineering</w:t>
       </w:r>
       <w:r>
+        <w:rPr>
+          <w:rFonts w:ascii="Arial" w:hAnsi="Arial" w:cs="Arial"/>
+          <w:sz w:val="18"/>
+        </w:rPr>
         <w:t>, applying them in team projects that emphasized clean design and reliable delivery.</w:t>
       </w:r>
     </w:p>
+    <w:bookmarkEnd w:id="0"/>
     <w:p>
       <w:pPr>
         <w:pBdr>
